--- a/storage/app/templates/Attestatsionny_list_proizvodstvennaya_praktika.docx
+++ b/storage/app/templates/Attestatsionny_list_proizvodstvennaya_praktika.docx
@@ -2,6 +2,52 @@
 <file path=word/document.xml><?xml version="1.0" encoding="utf-8"?>
 <w:document xmlns:wpc="http://schemas.microsoft.com/office/word/2010/wordprocessingCanvas" xmlns:cx="http://schemas.microsoft.com/office/drawing/2014/chartex" xmlns:cx1="http://schemas.microsoft.com/office/drawing/2015/9/8/chartex" xmlns:cx2="http://schemas.microsoft.com/office/drawing/2015/10/21/chartex" xmlns:cx3="http://schemas.microsoft.com/office/drawing/2016/5/9/chartex" xmlns:cx4="http://schemas.microsoft.com/office/drawing/2016/5/10/chartex" xmlns:cx5="http://schemas.microsoft.com/office/drawing/2016/5/11/chartex" xmlns:cx6="http://schemas.microsoft.com/office/drawing/2016/5/12/chartex" xmlns:cx7="http://schemas.microsoft.com/office/drawing/2016/5/13/chartex" xmlns:cx8="http://schemas.microsoft.com/office/drawing/2016/5/14/chartex" xmlns:mc="http://schemas.openxmlformats.org/markup-compatibility/2006" xmlns:aink="http://schemas.microsoft.com/office/drawing/2016/ink" xmlns:am3d="http://schemas.microsoft.com/office/drawing/2017/model3d" xmlns:o="urn:schemas-microsoft-com:office:office" xmlns:r="http://schemas.openxmlformats.org/officeDocument/2006/relationships" xmlns:m="http://schemas.openxmlformats.org/officeDocument/2006/math" xmlns:v="urn:schemas-microsoft-com:vml" xmlns:wp14="http://schemas.microsoft.com/office/word/2010/wordprocessingDrawing" xmlns:wp="http://schemas.openxmlformats.org/drawingml/2006/wordprocessingDrawing" xmlns:w10="urn:schemas-microsoft-com:office:word" xmlns:w="http://schemas.openxmlformats.org/wordprocessingml/2006/main" xmlns:w14="http://schemas.microsoft.com/office/word/2010/wordml" xmlns:w15="http://schemas.microsoft.com/office/word/2012/wordml" xmlns:w16cex="http://schemas.microsoft.com/office/word/2018/wordml/cex" xmlns:w16cid="http://schemas.microsoft.com/office/word/2016/wordml/cid" xmlns:w16="http://schemas.microsoft.com/office/word/2018/wordml" xmlns:w16se="http://schemas.microsoft.com/office/word/2015/wordml/symex" xmlns:wpg="http://schemas.microsoft.com/office/word/2010/wordprocessingGroup" xmlns:wpi="http://schemas.microsoft.com/office/word/2010/wordprocessingInk" xmlns:wne="http://schemas.microsoft.com/office/word/2006/wordml" xmlns:wps="http://schemas.microsoft.com/office/word/2010/wordprocessingShape" mc:Ignorable="w14 w15 w16se w16cid w16 w16cex wp14">
   <w:body>
+    <w:p>
+      <w:pPr>
+        <w:spacing w:after="160"/>
+        <w:contextualSpacing/>
+        <w:jc w:val="center"/>
+        <w:rPr>
+          <w:rFonts w:eastAsia="Calibri"/>
+          <w:lang w:eastAsia="en-US"/>
+        </w:rPr>
+      </w:pPr>
+      <w:r>
+        <w:rPr>
+          <w:rFonts w:eastAsia="Calibri"/>
+          <w:lang w:eastAsia="en-US"/>
+        </w:rPr>
+        <w:t>${</w:t>
+      </w:r>
+      <w:r>
+        <w:rPr>
+          <w:rFonts w:eastAsia="Calibri"/>
+          <w:lang w:val="en-US" w:eastAsia="en-US"/>
+        </w:rPr>
+        <w:t>block</w:t>
+      </w:r>
+      <w:r>
+        <w:rPr>
+          <w:rFonts w:eastAsia="Calibri"/>
+          <w:lang w:eastAsia="en-US"/>
+        </w:rPr>
+        <w:t>_</w:t>
+      </w:r>
+      <w:r>
+        <w:rPr>
+          <w:rFonts w:eastAsia="Calibri"/>
+          <w:lang w:val="en-US" w:eastAsia="en-US"/>
+        </w:rPr>
+        <w:t>student</w:t>
+      </w:r>
+      <w:r>
+        <w:rPr>
+          <w:rFonts w:eastAsia="Calibri"/>
+          <w:lang w:eastAsia="en-US"/>
+        </w:rPr>
+        <w:t>}</w:t>
+      </w:r>
+    </w:p>
     <w:p>
       <w:pPr>
         <w:spacing w:after="160"/>
@@ -241,7 +287,7 @@
         </w:trPr>
         <w:tc>
           <w:tcPr>
-            <w:tcW w:w="851" w:type="dxa"/>
+            <w:tcW w:w="892" w:type="dxa"/>
             <w:tcBorders>
               <w:bottom w:val="nil"/>
             </w:tcBorders>
@@ -268,7 +314,7 @@
         </w:tc>
         <w:tc>
           <w:tcPr>
-            <w:tcW w:w="8636" w:type="dxa"/>
+            <w:tcW w:w="8605" w:type="dxa"/>
           </w:tcPr>
           <w:p>
             <w:pPr>
@@ -332,11 +378,181 @@
         <w:rPr>
           <w:rFonts w:eastAsia="Calibri"/>
           <w:sz w:val="20"/>
-          <w:szCs w:val="20"/>
-          <w:u w:val="single"/>
           <w:lang w:eastAsia="en-US"/>
         </w:rPr>
       </w:pPr>
+    </w:p>
+    <w:p>
+      <w:pPr>
+        <w:spacing w:after="160"/>
+        <w:contextualSpacing/>
+        <w:jc w:val="both"/>
+        <w:rPr>
+          <w:rFonts w:eastAsia="Calibri"/>
+          <w:sz w:val="20"/>
+          <w:szCs w:val="20"/>
+          <w:u w:val="single"/>
+          <w:lang w:val="hy-AM" w:eastAsia="en-US"/>
+        </w:rPr>
+      </w:pPr>
+      <w:r>
+        <w:rPr>
+          <w:rFonts w:eastAsia="Calibri"/>
+          <w:sz w:val="20"/>
+          <w:lang w:eastAsia="en-US"/>
+        </w:rPr>
+        <w:t>Специальность</w:t>
+      </w:r>
+      <w:r>
+        <w:rPr>
+          <w:rFonts w:eastAsia="Calibri"/>
+          <w:sz w:val="20"/>
+          <w:lang w:val="hy-AM" w:eastAsia="en-US"/>
+        </w:rPr>
+        <w:t xml:space="preserve">։ </w:t>
+      </w:r>
+      <w:r>
+        <w:rPr>
+          <w:i/>
+          <w:sz w:val="20"/>
+          <w:szCs w:val="20"/>
+          <w:u w:val="single"/>
+        </w:rPr>
+        <w:tab/>
+      </w:r>
+      <w:r>
+        <w:rPr>
+          <w:iCs/>
+          <w:sz w:val="20"/>
+          <w:szCs w:val="20"/>
+          <w:u w:val="single"/>
+          <w:lang w:val="en-US"/>
+        </w:rPr>
+        <w:t xml:space="preserve"> ${specialty}</w:t>
+      </w:r>
+      <w:r>
+        <w:rPr>
+          <w:iCs/>
+          <w:sz w:val="20"/>
+          <w:szCs w:val="20"/>
+          <w:u w:val="single"/>
+        </w:rPr>
+        <w:tab/>
+      </w:r>
+      <w:r>
+        <w:rPr>
+          <w:rFonts w:eastAsia="Calibri"/>
+          <w:sz w:val="20"/>
+          <w:szCs w:val="20"/>
+          <w:u w:val="single"/>
+          <w:lang w:val="hy-AM" w:eastAsia="en-US"/>
+        </w:rPr>
+        <w:tab/>
+      </w:r>
+      <w:r>
+        <w:rPr>
+          <w:rFonts w:eastAsia="Calibri"/>
+          <w:sz w:val="20"/>
+          <w:szCs w:val="20"/>
+          <w:u w:val="single"/>
+          <w:lang w:val="hy-AM" w:eastAsia="en-US"/>
+        </w:rPr>
+        <w:tab/>
+      </w:r>
+      <w:r>
+        <w:rPr>
+          <w:rFonts w:eastAsia="Calibri"/>
+          <w:sz w:val="20"/>
+          <w:szCs w:val="20"/>
+          <w:u w:val="single"/>
+          <w:lang w:val="hy-AM" w:eastAsia="en-US"/>
+        </w:rPr>
+        <w:tab/>
+      </w:r>
+      <w:r>
+        <w:rPr>
+          <w:rFonts w:eastAsia="Calibri"/>
+          <w:sz w:val="20"/>
+          <w:szCs w:val="20"/>
+          <w:u w:val="single"/>
+          <w:lang w:val="hy-AM" w:eastAsia="en-US"/>
+        </w:rPr>
+        <w:tab/>
+      </w:r>
+      <w:r>
+        <w:rPr>
+          <w:rFonts w:eastAsia="Calibri"/>
+          <w:sz w:val="20"/>
+          <w:szCs w:val="20"/>
+          <w:u w:val="single"/>
+          <w:lang w:val="hy-AM" w:eastAsia="en-US"/>
+        </w:rPr>
+        <w:tab/>
+      </w:r>
+      <w:r>
+        <w:rPr>
+          <w:rFonts w:eastAsia="Calibri"/>
+          <w:sz w:val="20"/>
+          <w:szCs w:val="20"/>
+          <w:u w:val="single"/>
+          <w:lang w:val="hy-AM" w:eastAsia="en-US"/>
+        </w:rPr>
+        <w:tab/>
+      </w:r>
+      <w:r>
+        <w:rPr>
+          <w:rFonts w:eastAsia="Calibri"/>
+          <w:sz w:val="20"/>
+          <w:szCs w:val="20"/>
+          <w:u w:val="single"/>
+          <w:lang w:val="hy-AM" w:eastAsia="en-US"/>
+        </w:rPr>
+        <w:tab/>
+      </w:r>
+      <w:r>
+        <w:rPr>
+          <w:rFonts w:eastAsia="Calibri"/>
+          <w:sz w:val="20"/>
+          <w:szCs w:val="20"/>
+          <w:u w:val="single"/>
+          <w:lang w:val="hy-AM" w:eastAsia="en-US"/>
+        </w:rPr>
+        <w:tab/>
+      </w:r>
+      <w:r>
+        <w:rPr>
+          <w:rFonts w:eastAsia="Calibri"/>
+          <w:sz w:val="20"/>
+          <w:szCs w:val="20"/>
+          <w:u w:val="single"/>
+          <w:lang w:val="hy-AM" w:eastAsia="en-US"/>
+        </w:rPr>
+        <w:tab/>
+      </w:r>
+    </w:p>
+    <w:p>
+      <w:pPr>
+        <w:spacing w:after="160"/>
+        <w:contextualSpacing/>
+        <w:jc w:val="center"/>
+        <w:rPr>
+          <w:rFonts w:eastAsia="Calibri"/>
+          <w:sz w:val="20"/>
+          <w:szCs w:val="20"/>
+          <w:u w:val="single"/>
+          <w:lang w:eastAsia="en-US"/>
+        </w:rPr>
+      </w:pPr>
+      <w:r>
+        <w:rPr>
+          <w:rFonts w:eastAsia="Calibri"/>
+          <w:i/>
+          <w:sz w:val="16"/>
+          <w:szCs w:val="16"/>
+          <w:lang w:eastAsia="en-US"/>
+        </w:rPr>
+        <w:t>(код, наименование специальности)</w:t>
+      </w:r>
     </w:p>
     <w:tbl>
       <w:tblPr>
@@ -381,15 +597,7 @@
                 <w:sz w:val="20"/>
                 <w:lang w:eastAsia="en-US"/>
               </w:rPr>
-              <w:t>Специальность</w:t>
-            </w:r>
-            <w:r>
-              <w:rPr>
-                <w:rFonts w:eastAsia="Calibri"/>
-                <w:sz w:val="20"/>
-                <w:lang w:eastAsia="en-US"/>
-              </w:rPr>
-              <w:t>:</w:t>
+              <w:t>Квалификация:</w:t>
             </w:r>
           </w:p>
         </w:tc>
@@ -428,7 +636,7 @@
                 <w:sz w:val="20"/>
                 <w:lang w:val="en-US" w:eastAsia="en-US"/>
               </w:rPr>
-              <w:t>specialty</w:t>
+              <w:t>qualification</w:t>
             </w:r>
             <w:r>
               <w:rPr>
@@ -444,144 +652,6 @@
     </w:tbl>
     <w:p>
       <w:pPr>
-        <w:spacing w:after="160"/>
-        <w:contextualSpacing/>
-        <w:jc w:val="center"/>
-        <w:rPr>
-          <w:rFonts w:eastAsia="Calibri"/>
-          <w:sz w:val="20"/>
-          <w:szCs w:val="20"/>
-          <w:u w:val="single"/>
-          <w:lang w:eastAsia="en-US"/>
-        </w:rPr>
-      </w:pPr>
-      <w:r>
-        <w:rPr>
-          <w:rFonts w:eastAsia="Calibri"/>
-          <w:i/>
-          <w:sz w:val="16"/>
-          <w:szCs w:val="16"/>
-          <w:lang w:eastAsia="en-US"/>
-        </w:rPr>
-        <w:t xml:space="preserve"> </w:t>
-      </w:r>
-      <w:r>
-        <w:rPr>
-          <w:rFonts w:eastAsia="Calibri"/>
-          <w:i/>
-          <w:sz w:val="16"/>
-          <w:szCs w:val="16"/>
-          <w:lang w:eastAsia="en-US"/>
-        </w:rPr>
-        <w:t>(код, наименование специальности)</w:t>
-      </w:r>
-    </w:p>
-    <w:tbl>
-      <w:tblPr>
-        <w:tblStyle w:val="ac"/>
-        <w:tblW w:w="0" w:type="auto"/>
-        <w:tblInd w:w="0" w:type="dxa"/>
-        <w:tblLayout w:type="fixed"/>
-        <w:tblLook w:val="04A0" w:firstRow="1" w:lastRow="0" w:firstColumn="1" w:lastColumn="0" w:noHBand="0" w:noVBand="1"/>
-      </w:tblPr>
-      <w:tblGrid>
-        <w:gridCol w:w="1457"/>
-        <w:gridCol w:w="7898"/>
-      </w:tblGrid>
-      <w:tr>
-        <w:trPr>
-          <w:trHeight w:val="57"/>
-        </w:trPr>
-        <w:tc>
-          <w:tcPr>
-            <w:tcW w:w="1457" w:type="dxa"/>
-            <w:tcBorders>
-              <w:top w:val="nil"/>
-              <w:left w:val="nil"/>
-              <w:bottom w:val="nil"/>
-              <w:right w:val="nil"/>
-            </w:tcBorders>
-          </w:tcPr>
-          <w:p>
-            <w:pPr>
-              <w:spacing w:before="100" w:beforeAutospacing="1"/>
-              <w:ind w:left="-113"/>
-              <w:contextualSpacing/>
-              <w:rPr>
-                <w:rFonts w:eastAsia="Calibri"/>
-                <w:sz w:val="20"/>
-                <w:lang w:eastAsia="en-US"/>
-              </w:rPr>
-            </w:pPr>
-            <w:r>
-              <w:rPr>
-                <w:rFonts w:eastAsia="Calibri"/>
-                <w:sz w:val="20"/>
-                <w:lang w:eastAsia="en-US"/>
-              </w:rPr>
-              <w:t>Квалификация</w:t>
-            </w:r>
-            <w:r>
-              <w:rPr>
-                <w:rFonts w:eastAsia="Calibri"/>
-                <w:sz w:val="20"/>
-                <w:lang w:eastAsia="en-US"/>
-              </w:rPr>
-              <w:t>:</w:t>
-            </w:r>
-          </w:p>
-        </w:tc>
-        <w:tc>
-          <w:tcPr>
-            <w:tcW w:w="7898" w:type="dxa"/>
-            <w:tcBorders>
-              <w:top w:val="nil"/>
-              <w:left w:val="nil"/>
-              <w:bottom w:val="single" w:sz="4" w:space="0" w:color="auto"/>
-              <w:right w:val="nil"/>
-            </w:tcBorders>
-          </w:tcPr>
-          <w:p>
-            <w:pPr>
-              <w:spacing w:before="100" w:beforeAutospacing="1" w:after="160"/>
-              <w:ind w:left="-113"/>
-              <w:contextualSpacing/>
-              <w:rPr>
-                <w:rFonts w:eastAsia="Calibri"/>
-                <w:sz w:val="20"/>
-                <w:lang w:eastAsia="en-US"/>
-              </w:rPr>
-            </w:pPr>
-            <w:r>
-              <w:rPr>
-                <w:rFonts w:eastAsia="Calibri"/>
-                <w:sz w:val="20"/>
-                <w:lang w:eastAsia="en-US"/>
-              </w:rPr>
-              <w:t>${</w:t>
-            </w:r>
-            <w:r>
-              <w:rPr>
-                <w:rFonts w:eastAsia="Calibri"/>
-                <w:sz w:val="20"/>
-                <w:lang w:val="en-US" w:eastAsia="en-US"/>
-              </w:rPr>
-              <w:t>qualification</w:t>
-            </w:r>
-            <w:r>
-              <w:rPr>
-                <w:rFonts w:eastAsia="Calibri"/>
-                <w:sz w:val="20"/>
-                <w:lang w:eastAsia="en-US"/>
-              </w:rPr>
-              <w:t>}</w:t>
-            </w:r>
-          </w:p>
-        </w:tc>
-      </w:tr>
-    </w:tbl>
-    <w:p>
-      <w:pPr>
         <w:rPr>
           <w:rFonts w:eastAsia="Calibri"/>
           <w:i/>
@@ -684,40 +754,6 @@
           <w:lang w:eastAsia="en-US"/>
         </w:rPr>
       </w:pPr>
-      <w:r>
-        <w:rPr>
-          <w:rFonts w:eastAsia="Calibri"/>
-          <w:i/>
-          <w:sz w:val="16"/>
-          <w:szCs w:val="16"/>
-          <w:lang w:eastAsia="en-US"/>
-        </w:rPr>
-        <w:tab/>
-      </w:r>
-    </w:p>
-    <w:p>
-      <w:pPr>
-        <w:spacing w:after="160"/>
-        <w:contextualSpacing/>
-        <w:jc w:val="center"/>
-        <w:rPr>
-          <w:rFonts w:eastAsia="Calibri"/>
-          <w:i/>
-          <w:sz w:val="16"/>
-          <w:szCs w:val="16"/>
-          <w:lang w:eastAsia="en-US"/>
-        </w:rPr>
-      </w:pPr>
-      <w:r>
-        <w:rPr>
-          <w:rFonts w:eastAsia="Calibri"/>
-          <w:i/>
-          <w:sz w:val="16"/>
-          <w:szCs w:val="16"/>
-          <w:lang w:eastAsia="en-US"/>
-        </w:rPr>
-        <w:tab/>
-      </w:r>
     </w:p>
     <w:p>
       <w:pPr>
@@ -728,19 +764,9 @@
           <w:rFonts w:eastAsia="Calibri"/>
           <w:sz w:val="20"/>
           <w:szCs w:val="20"/>
-          <w:u w:val="single"/>
           <w:lang w:eastAsia="en-US"/>
         </w:rPr>
       </w:pPr>
-      <w:r>
-        <w:rPr>
-          <w:rFonts w:eastAsia="Calibri"/>
-          <w:sz w:val="20"/>
-          <w:szCs w:val="20"/>
-          <w:lang w:eastAsia="en-US"/>
-        </w:rPr>
-        <w:t>прошел производственную практику (по профилю специальности)</w:t>
-      </w:r>
     </w:p>
     <w:p>
       <w:pPr>
@@ -751,6 +777,7 @@
           <w:rFonts w:eastAsia="Calibri"/>
           <w:sz w:val="20"/>
           <w:szCs w:val="20"/>
+          <w:u w:val="single"/>
           <w:lang w:eastAsia="en-US"/>
         </w:rPr>
       </w:pPr>
@@ -761,28 +788,121 @@
           <w:szCs w:val="20"/>
           <w:lang w:eastAsia="en-US"/>
         </w:rPr>
-        <w:t>${</w:t>
-      </w:r>
-      <w:r>
-        <w:rPr>
-          <w:rFonts w:eastAsia="Calibri"/>
-          <w:sz w:val="20"/>
-          <w:szCs w:val="20"/>
-          <w:lang w:val="en-US" w:eastAsia="en-US"/>
+        <w:t xml:space="preserve">прошел производственную практику (по профилю </w:t>
+      </w:r>
+      <w:proofErr w:type="gramStart"/>
+      <w:r>
+        <w:rPr>
+          <w:rFonts w:eastAsia="Calibri"/>
+          <w:sz w:val="20"/>
+          <w:szCs w:val="20"/>
+          <w:lang w:eastAsia="en-US"/>
+        </w:rPr>
+        <w:t>специальности)</w:t>
+      </w:r>
+      <w:r>
+        <w:rPr>
+          <w:rFonts w:eastAsia="Calibri"/>
+          <w:sz w:val="20"/>
+          <w:szCs w:val="20"/>
+          <w:lang w:eastAsia="en-US"/>
+        </w:rPr>
+        <w:t xml:space="preserve"> </w:t>
+      </w:r>
+      <w:r>
+        <w:rPr>
+          <w:i/>
+          <w:sz w:val="20"/>
+          <w:szCs w:val="20"/>
+          <w:u w:val="single"/>
+        </w:rPr>
+        <w:t xml:space="preserve"> $</w:t>
+      </w:r>
+      <w:proofErr w:type="gramEnd"/>
+      <w:r>
+        <w:rPr>
+          <w:i/>
+          <w:sz w:val="20"/>
+          <w:szCs w:val="20"/>
+          <w:u w:val="single"/>
+        </w:rPr>
+        <w:t>{</w:t>
+      </w:r>
+      <w:r>
+        <w:rPr>
+          <w:i/>
+          <w:sz w:val="20"/>
+          <w:szCs w:val="20"/>
+          <w:u w:val="single"/>
+          <w:lang w:val="en-US"/>
         </w:rPr>
         <w:t>practice</w:t>
       </w:r>
       <w:r>
         <w:rPr>
-          <w:rFonts w:eastAsia="Calibri"/>
-          <w:sz w:val="20"/>
-          <w:szCs w:val="20"/>
-          <w:lang w:eastAsia="en-US"/>
+          <w:i/>
+          <w:sz w:val="20"/>
+          <w:szCs w:val="20"/>
+          <w:u w:val="single"/>
         </w:rPr>
         <w:t>}</w:t>
       </w:r>
       <w:r>
         <w:rPr>
+          <w:i/>
+          <w:sz w:val="20"/>
+          <w:szCs w:val="20"/>
+          <w:u w:val="single"/>
+        </w:rPr>
+        <w:tab/>
+      </w:r>
+      <w:r>
+        <w:rPr>
+          <w:i/>
+          <w:sz w:val="20"/>
+          <w:szCs w:val="20"/>
+          <w:u w:val="single"/>
+        </w:rPr>
+        <w:tab/>
+      </w:r>
+      <w:r>
+        <w:rPr>
+          <w:i/>
+          <w:sz w:val="20"/>
+          <w:szCs w:val="20"/>
+          <w:u w:val="single"/>
+        </w:rPr>
+        <w:tab/>
+      </w:r>
+      <w:r>
+        <w:rPr>
+          <w:i/>
+          <w:sz w:val="20"/>
+          <w:szCs w:val="20"/>
+          <w:u w:val="single"/>
+        </w:rPr>
+        <w:tab/>
+      </w:r>
+      <w:r>
+        <w:rPr>
+          <w:i/>
+          <w:sz w:val="20"/>
+          <w:szCs w:val="20"/>
+          <w:u w:val="single"/>
+        </w:rPr>
+        <w:tab/>
+      </w:r>
+      <w:r>
+        <w:rPr>
+          <w:i/>
+          <w:sz w:val="20"/>
+          <w:szCs w:val="20"/>
+          <w:u w:val="single"/>
+        </w:rPr>
+        <w:tab/>
+      </w:r>
+      <w:r>
+        <w:rPr>
           <w:rFonts w:eastAsia="Calibri"/>
           <w:i/>
           <w:sz w:val="20"/>
@@ -791,8 +911,6 @@
         </w:rPr>
         <w:t xml:space="preserve"> </w:t>
       </w:r>
-      <w:bookmarkStart w:id="0" w:name="_GoBack"/>
-      <w:bookmarkEnd w:id="0"/>
     </w:p>
     <w:p>
       <w:pPr>
@@ -1611,10 +1729,10 @@
         <w:contextualSpacing/>
         <w:jc w:val="both"/>
         <w:rPr>
-          <w:i/>
-          <w:sz w:val="20"/>
-          <w:szCs w:val="20"/>
-          <w:u w:val="single"/>
+          <w:rFonts w:eastAsia="Calibri"/>
+          <w:sz w:val="21"/>
+          <w:szCs w:val="21"/>
+          <w:lang w:eastAsia="en-US"/>
         </w:rPr>
       </w:pPr>
       <w:r>
@@ -1625,123 +1743,6 @@
           <w:u w:val="single"/>
         </w:rPr>
         <w:t>специальностью обучающегося</w:t>
-      </w:r>
-      <w:r>
-        <w:rPr>
-          <w:i/>
-          <w:sz w:val="20"/>
-          <w:szCs w:val="20"/>
-          <w:u w:val="single"/>
-        </w:rPr>
-        <w:tab/>
-      </w:r>
-      <w:r>
-        <w:rPr>
-          <w:i/>
-          <w:sz w:val="20"/>
-          <w:szCs w:val="20"/>
-          <w:u w:val="single"/>
-        </w:rPr>
-        <w:tab/>
-      </w:r>
-      <w:r>
-        <w:rPr>
-          <w:i/>
-          <w:sz w:val="20"/>
-          <w:szCs w:val="20"/>
-          <w:u w:val="single"/>
-        </w:rPr>
-        <w:tab/>
-      </w:r>
-      <w:r>
-        <w:rPr>
-          <w:i/>
-          <w:sz w:val="20"/>
-          <w:szCs w:val="20"/>
-          <w:u w:val="single"/>
-        </w:rPr>
-        <w:tab/>
-      </w:r>
-      <w:r>
-        <w:rPr>
-          <w:i/>
-          <w:sz w:val="20"/>
-          <w:szCs w:val="20"/>
-          <w:u w:val="single"/>
-        </w:rPr>
-        <w:tab/>
-      </w:r>
-      <w:r>
-        <w:rPr>
-          <w:i/>
-          <w:sz w:val="20"/>
-          <w:szCs w:val="20"/>
-          <w:u w:val="single"/>
-        </w:rPr>
-        <w:tab/>
-      </w:r>
-      <w:r>
-        <w:rPr>
-          <w:i/>
-          <w:sz w:val="20"/>
-          <w:szCs w:val="20"/>
-          <w:u w:val="single"/>
-        </w:rPr>
-        <w:tab/>
-      </w:r>
-      <w:r>
-        <w:rPr>
-          <w:i/>
-          <w:sz w:val="20"/>
-          <w:szCs w:val="20"/>
-          <w:u w:val="single"/>
-        </w:rPr>
-        <w:tab/>
-      </w:r>
-      <w:r>
-        <w:rPr>
-          <w:i/>
-          <w:sz w:val="20"/>
-          <w:szCs w:val="20"/>
-          <w:u w:val="single"/>
-        </w:rPr>
-        <w:tab/>
-      </w:r>
-      <w:r>
-        <w:rPr>
-          <w:i/>
-          <w:sz w:val="20"/>
-          <w:szCs w:val="20"/>
-          <w:u w:val="single"/>
-        </w:rPr>
-        <w:tab/>
-      </w:r>
-      <w:r>
-        <w:rPr>
-          <w:i/>
-          <w:sz w:val="20"/>
-          <w:szCs w:val="20"/>
-          <w:u w:val="single"/>
-        </w:rPr>
-        <w:tab/>
-      </w:r>
-      <w:r>
-        <w:rPr>
-          <w:i/>
-          <w:sz w:val="20"/>
-          <w:szCs w:val="20"/>
-          <w:u w:val="single"/>
-        </w:rPr>
-        <w:tab/>
-      </w:r>
-      <w:r>
-        <w:rPr>
-          <w:i/>
-          <w:sz w:val="20"/>
-          <w:szCs w:val="20"/>
-          <w:u w:val="single"/>
-        </w:rPr>
-        <w:tab/>
       </w:r>
       <w:r>
         <w:rPr>
@@ -2322,8 +2323,121 @@
         <w:jc w:val="both"/>
         <w:rPr>
           <w:rFonts w:eastAsia="Calibri"/>
-          <w:sz w:val="21"/>
-          <w:szCs w:val="21"/>
+          <w:sz w:val="22"/>
+          <w:szCs w:val="22"/>
+          <w:u w:val="single"/>
+          <w:lang w:eastAsia="en-US"/>
+        </w:rPr>
+      </w:pPr>
+      <w:r>
+        <w:rPr>
+          <w:rFonts w:eastAsia="Calibri"/>
+          <w:sz w:val="22"/>
+          <w:szCs w:val="22"/>
+          <w:lang w:eastAsia="en-US"/>
+        </w:rPr>
+        <w:t>Рекомендуемая оценка по практике</w:t>
+      </w:r>
+      <w:r>
+        <w:rPr>
+          <w:rFonts w:eastAsia="Calibri"/>
+          <w:sz w:val="22"/>
+          <w:szCs w:val="22"/>
+          <w:lang w:eastAsia="en-US"/>
+        </w:rPr>
+        <w:tab/>
+      </w:r>
+      <w:r>
+        <w:rPr>
+          <w:rFonts w:eastAsia="Calibri"/>
+          <w:sz w:val="22"/>
+          <w:szCs w:val="22"/>
+          <w:u w:val="single"/>
+          <w:lang w:eastAsia="en-US"/>
+        </w:rPr>
+        <w:tab/>
+      </w:r>
+      <w:r>
+        <w:rPr>
+          <w:rFonts w:eastAsia="Calibri"/>
+          <w:sz w:val="22"/>
+          <w:szCs w:val="22"/>
+          <w:u w:val="single"/>
+          <w:lang w:eastAsia="en-US"/>
+        </w:rPr>
+        <w:tab/>
+      </w:r>
+      <w:r>
+        <w:rPr>
+          <w:rFonts w:eastAsia="Calibri"/>
+          <w:sz w:val="22"/>
+          <w:szCs w:val="22"/>
+          <w:u w:val="single"/>
+          <w:lang w:eastAsia="en-US"/>
+        </w:rPr>
+        <w:tab/>
+      </w:r>
+      <w:r>
+        <w:rPr>
+          <w:rFonts w:eastAsia="Calibri"/>
+          <w:sz w:val="22"/>
+          <w:szCs w:val="22"/>
+          <w:u w:val="single"/>
+          <w:lang w:eastAsia="en-US"/>
+        </w:rPr>
+        <w:tab/>
+      </w:r>
+      <w:r>
+        <w:rPr>
+          <w:rFonts w:eastAsia="Calibri"/>
+          <w:sz w:val="22"/>
+          <w:szCs w:val="22"/>
+          <w:u w:val="single"/>
+          <w:lang w:eastAsia="en-US"/>
+        </w:rPr>
+        <w:tab/>
+      </w:r>
+      <w:r>
+        <w:rPr>
+          <w:rFonts w:eastAsia="Calibri"/>
+          <w:sz w:val="22"/>
+          <w:szCs w:val="22"/>
+          <w:u w:val="single"/>
+          <w:lang w:eastAsia="en-US"/>
+        </w:rPr>
+        <w:tab/>
+      </w:r>
+      <w:r>
+        <w:rPr>
+          <w:rFonts w:eastAsia="Calibri"/>
+          <w:sz w:val="22"/>
+          <w:szCs w:val="22"/>
+          <w:u w:val="single"/>
+          <w:lang w:eastAsia="en-US"/>
+        </w:rPr>
+        <w:tab/>
+      </w:r>
+      <w:r>
+        <w:rPr>
+          <w:rFonts w:eastAsia="Calibri"/>
+          <w:sz w:val="22"/>
+          <w:szCs w:val="22"/>
+          <w:u w:val="single"/>
+          <w:lang w:eastAsia="en-US"/>
+        </w:rPr>
+        <w:tab/>
+      </w:r>
+    </w:p>
+    <w:p>
+      <w:pPr>
+        <w:spacing w:after="160"/>
+        <w:contextualSpacing/>
+        <w:jc w:val="both"/>
+        <w:rPr>
+          <w:rFonts w:eastAsia="Calibri"/>
+          <w:sz w:val="22"/>
+          <w:szCs w:val="22"/>
+          <w:u w:val="single"/>
           <w:lang w:eastAsia="en-US"/>
         </w:rPr>
       </w:pPr>
@@ -2337,7 +2451,6 @@
           <w:rFonts w:eastAsia="Calibri"/>
           <w:sz w:val="22"/>
           <w:szCs w:val="22"/>
-          <w:u w:val="single"/>
           <w:lang w:eastAsia="en-US"/>
         </w:rPr>
       </w:pPr>
@@ -2348,96 +2461,200 @@
           <w:szCs w:val="22"/>
           <w:lang w:eastAsia="en-US"/>
         </w:rPr>
-        <w:t>Рекомендуемая оценка по практике</w:t>
-      </w:r>
-      <w:r>
-        <w:rPr>
-          <w:rFonts w:eastAsia="Calibri"/>
-          <w:sz w:val="22"/>
-          <w:szCs w:val="22"/>
-          <w:lang w:eastAsia="en-US"/>
-        </w:rPr>
-        <w:tab/>
-      </w:r>
-      <w:r>
-        <w:rPr>
-          <w:rFonts w:eastAsia="Calibri"/>
-          <w:sz w:val="22"/>
-          <w:szCs w:val="22"/>
-          <w:u w:val="single"/>
-          <w:lang w:eastAsia="en-US"/>
-        </w:rPr>
-        <w:tab/>
-      </w:r>
-      <w:r>
-        <w:rPr>
-          <w:rFonts w:eastAsia="Calibri"/>
-          <w:sz w:val="22"/>
-          <w:szCs w:val="22"/>
-          <w:u w:val="single"/>
-          <w:lang w:eastAsia="en-US"/>
-        </w:rPr>
-        <w:tab/>
-      </w:r>
-      <w:r>
-        <w:rPr>
-          <w:rFonts w:eastAsia="Calibri"/>
-          <w:sz w:val="22"/>
-          <w:szCs w:val="22"/>
-          <w:u w:val="single"/>
-          <w:lang w:eastAsia="en-US"/>
-        </w:rPr>
-        <w:tab/>
-      </w:r>
-      <w:r>
-        <w:rPr>
-          <w:rFonts w:eastAsia="Calibri"/>
-          <w:sz w:val="22"/>
-          <w:szCs w:val="22"/>
-          <w:u w:val="single"/>
-          <w:lang w:eastAsia="en-US"/>
-        </w:rPr>
-        <w:tab/>
-      </w:r>
-      <w:r>
-        <w:rPr>
-          <w:rFonts w:eastAsia="Calibri"/>
-          <w:sz w:val="22"/>
-          <w:szCs w:val="22"/>
-          <w:u w:val="single"/>
-          <w:lang w:eastAsia="en-US"/>
-        </w:rPr>
-        <w:tab/>
-      </w:r>
-      <w:r>
-        <w:rPr>
-          <w:rFonts w:eastAsia="Calibri"/>
-          <w:sz w:val="22"/>
-          <w:szCs w:val="22"/>
-          <w:u w:val="single"/>
-          <w:lang w:eastAsia="en-US"/>
-        </w:rPr>
-        <w:tab/>
-      </w:r>
-      <w:r>
-        <w:rPr>
-          <w:rFonts w:eastAsia="Calibri"/>
-          <w:sz w:val="22"/>
-          <w:szCs w:val="22"/>
-          <w:u w:val="single"/>
-          <w:lang w:eastAsia="en-US"/>
-        </w:rPr>
-        <w:tab/>
-      </w:r>
-      <w:r>
-        <w:rPr>
-          <w:rFonts w:eastAsia="Calibri"/>
-          <w:sz w:val="22"/>
-          <w:szCs w:val="22"/>
-          <w:u w:val="single"/>
-          <w:lang w:eastAsia="en-US"/>
-        </w:rPr>
-        <w:tab/>
+        <w:t xml:space="preserve">Руководитель практики от предприятия (организации) </w:t>
+      </w:r>
+    </w:p>
+    <w:tbl>
+      <w:tblPr>
+        <w:tblStyle w:val="ac"/>
+        <w:tblW w:w="0" w:type="auto"/>
+        <w:tblInd w:w="0" w:type="dxa"/>
+        <w:tblBorders>
+          <w:top w:val="none" w:sz="0" w:space="0" w:color="auto"/>
+          <w:left w:val="none" w:sz="0" w:space="0" w:color="auto"/>
+          <w:bottom w:val="none" w:sz="0" w:space="0" w:color="auto"/>
+          <w:right w:val="none" w:sz="0" w:space="0" w:color="auto"/>
+          <w:insideH w:val="none" w:sz="0" w:space="0" w:color="auto"/>
+          <w:insideV w:val="none" w:sz="0" w:space="0" w:color="auto"/>
+        </w:tblBorders>
+        <w:tblLook w:val="04A0" w:firstRow="1" w:lastRow="0" w:firstColumn="1" w:lastColumn="0" w:noHBand="0" w:noVBand="1"/>
+      </w:tblPr>
+      <w:tblGrid>
+        <w:gridCol w:w="4390"/>
+        <w:gridCol w:w="992"/>
+        <w:gridCol w:w="992"/>
+        <w:gridCol w:w="572"/>
+        <w:gridCol w:w="2399"/>
+      </w:tblGrid>
+      <w:tr>
+        <w:tc>
+          <w:tcPr>
+            <w:tcW w:w="4390" w:type="dxa"/>
+            <w:tcBorders>
+              <w:bottom w:val="single" w:sz="4" w:space="0" w:color="auto"/>
+            </w:tcBorders>
+          </w:tcPr>
+          <w:p>
+            <w:pPr>
+              <w:spacing w:after="160"/>
+              <w:contextualSpacing/>
+              <w:rPr>
+                <w:rFonts w:eastAsia="Calibri"/>
+                <w:sz w:val="22"/>
+                <w:szCs w:val="22"/>
+                <w:lang w:val="en-US" w:eastAsia="en-US"/>
+              </w:rPr>
+            </w:pPr>
+            <w:r>
+              <w:rPr>
+                <w:rFonts w:eastAsia="Calibri"/>
+                <w:sz w:val="22"/>
+                <w:szCs w:val="22"/>
+                <w:lang w:val="en-US" w:eastAsia="en-US"/>
+              </w:rPr>
+              <w:t xml:space="preserve">                       </w:t>
+            </w:r>
+            <w:bookmarkStart w:id="0" w:name="_GoBack"/>
+            <w:bookmarkEnd w:id="0"/>
+            <w:r>
+              <w:rPr>
+                <w:rFonts w:eastAsia="Calibri"/>
+                <w:sz w:val="22"/>
+                <w:szCs w:val="22"/>
+                <w:lang w:val="en-US" w:eastAsia="en-US"/>
+              </w:rPr>
+              <w:t>${position}</w:t>
+            </w:r>
+          </w:p>
+        </w:tc>
+        <w:tc>
+          <w:tcPr>
+            <w:tcW w:w="992" w:type="dxa"/>
+          </w:tcPr>
+          <w:p>
+            <w:pPr>
+              <w:spacing w:after="160"/>
+              <w:contextualSpacing/>
+              <w:jc w:val="center"/>
+              <w:rPr>
+                <w:rFonts w:eastAsia="Calibri"/>
+                <w:sz w:val="22"/>
+                <w:szCs w:val="22"/>
+                <w:lang w:eastAsia="en-US"/>
+              </w:rPr>
+            </w:pPr>
+            <w:r>
+              <w:rPr>
+                <w:rFonts w:eastAsia="Calibri"/>
+                <w:b/>
+                <w:sz w:val="22"/>
+                <w:szCs w:val="22"/>
+                <w:lang w:eastAsia="en-US"/>
+              </w:rPr>
+              <w:t>М.П.</w:t>
+            </w:r>
+          </w:p>
+        </w:tc>
+        <w:tc>
+          <w:tcPr>
+            <w:tcW w:w="992" w:type="dxa"/>
+            <w:tcBorders>
+              <w:bottom w:val="single" w:sz="4" w:space="0" w:color="auto"/>
+            </w:tcBorders>
+          </w:tcPr>
+          <w:p>
+            <w:pPr>
+              <w:spacing w:after="160"/>
+              <w:contextualSpacing/>
+              <w:jc w:val="both"/>
+              <w:rPr>
+                <w:rFonts w:eastAsia="Calibri"/>
+                <w:sz w:val="22"/>
+                <w:szCs w:val="22"/>
+                <w:lang w:eastAsia="en-US"/>
+              </w:rPr>
+            </w:pPr>
+          </w:p>
+        </w:tc>
+        <w:tc>
+          <w:tcPr>
+            <w:tcW w:w="572" w:type="dxa"/>
+          </w:tcPr>
+          <w:p>
+            <w:pPr>
+              <w:spacing w:after="160"/>
+              <w:contextualSpacing/>
+              <w:jc w:val="both"/>
+              <w:rPr>
+                <w:rFonts w:eastAsia="Calibri"/>
+                <w:sz w:val="22"/>
+                <w:szCs w:val="22"/>
+                <w:lang w:eastAsia="en-US"/>
+              </w:rPr>
+            </w:pPr>
+          </w:p>
+        </w:tc>
+        <w:tc>
+          <w:tcPr>
+            <w:tcW w:w="2399" w:type="dxa"/>
+            <w:tcBorders>
+              <w:bottom w:val="single" w:sz="4" w:space="0" w:color="auto"/>
+            </w:tcBorders>
+          </w:tcPr>
+          <w:p>
+            <w:pPr>
+              <w:spacing w:after="160"/>
+              <w:contextualSpacing/>
+              <w:rPr>
+                <w:rFonts w:eastAsia="Calibri"/>
+                <w:sz w:val="22"/>
+                <w:szCs w:val="22"/>
+                <w:lang w:val="en-US" w:eastAsia="en-US"/>
+              </w:rPr>
+            </w:pPr>
+            <w:r>
+              <w:rPr>
+                <w:rFonts w:eastAsia="Calibri"/>
+                <w:sz w:val="22"/>
+                <w:szCs w:val="22"/>
+                <w:lang w:val="en-US" w:eastAsia="en-US"/>
+              </w:rPr>
+              <w:t xml:space="preserve">     </w:t>
+            </w:r>
+            <w:r>
+              <w:rPr>
+                <w:rFonts w:eastAsia="Calibri"/>
+                <w:sz w:val="22"/>
+                <w:szCs w:val="22"/>
+                <w:lang w:val="en-US" w:eastAsia="en-US"/>
+              </w:rPr>
+              <w:t>${supervisor}</w:t>
+            </w:r>
+          </w:p>
+        </w:tc>
+      </w:tr>
+    </w:tbl>
+    <w:p>
+      <w:pPr>
+        <w:spacing w:after="160"/>
+        <w:contextualSpacing/>
+        <w:rPr>
+          <w:rFonts w:eastAsia="Calibri"/>
+          <w:i/>
+          <w:sz w:val="18"/>
+          <w:szCs w:val="18"/>
+          <w:lang w:eastAsia="en-US"/>
+        </w:rPr>
+      </w:pPr>
+      <w:r>
+        <w:rPr>
+          <w:rFonts w:eastAsia="Calibri"/>
+          <w:i/>
+          <w:sz w:val="18"/>
+          <w:szCs w:val="18"/>
+          <w:lang w:eastAsia="en-US"/>
+        </w:rPr>
+        <w:t xml:space="preserve">                            Должность                                                                          Подпись                  ФИО руководителя практики</w:t>
       </w:r>
     </w:p>
     <w:p>
@@ -2449,7 +2666,6 @@
           <w:rFonts w:eastAsia="Calibri"/>
           <w:sz w:val="22"/>
           <w:szCs w:val="22"/>
-          <w:u w:val="single"/>
           <w:lang w:eastAsia="en-US"/>
         </w:rPr>
       </w:pPr>
@@ -2463,6 +2679,7 @@
           <w:rFonts w:eastAsia="Calibri"/>
           <w:sz w:val="22"/>
           <w:szCs w:val="22"/>
+          <w:u w:val="single"/>
           <w:lang w:eastAsia="en-US"/>
         </w:rPr>
       </w:pPr>
@@ -2473,7 +2690,129 @@
           <w:szCs w:val="22"/>
           <w:lang w:eastAsia="en-US"/>
         </w:rPr>
-        <w:t xml:space="preserve">Руководитель практики от предприятия (организации) </w:t>
+        <w:t>Итоговая оценка по практике</w:t>
+      </w:r>
+      <w:r>
+        <w:rPr>
+          <w:rFonts w:eastAsia="Calibri"/>
+          <w:sz w:val="22"/>
+          <w:szCs w:val="22"/>
+          <w:u w:val="single"/>
+          <w:lang w:eastAsia="en-US"/>
+        </w:rPr>
+        <w:tab/>
+      </w:r>
+      <w:r>
+        <w:rPr>
+          <w:rFonts w:eastAsia="Calibri"/>
+          <w:sz w:val="22"/>
+          <w:szCs w:val="22"/>
+          <w:u w:val="single"/>
+          <w:lang w:eastAsia="en-US"/>
+        </w:rPr>
+        <w:tab/>
+      </w:r>
+      <w:r>
+        <w:rPr>
+          <w:rFonts w:eastAsia="Calibri"/>
+          <w:sz w:val="22"/>
+          <w:szCs w:val="22"/>
+          <w:u w:val="single"/>
+          <w:lang w:eastAsia="en-US"/>
+        </w:rPr>
+        <w:tab/>
+      </w:r>
+      <w:r>
+        <w:rPr>
+          <w:rFonts w:eastAsia="Calibri"/>
+          <w:sz w:val="22"/>
+          <w:szCs w:val="22"/>
+          <w:u w:val="single"/>
+          <w:lang w:eastAsia="en-US"/>
+        </w:rPr>
+        <w:tab/>
+      </w:r>
+      <w:r>
+        <w:rPr>
+          <w:rFonts w:eastAsia="Calibri"/>
+          <w:sz w:val="22"/>
+          <w:szCs w:val="22"/>
+          <w:u w:val="single"/>
+          <w:lang w:eastAsia="en-US"/>
+        </w:rPr>
+        <w:tab/>
+      </w:r>
+      <w:r>
+        <w:rPr>
+          <w:rFonts w:eastAsia="Calibri"/>
+          <w:sz w:val="22"/>
+          <w:szCs w:val="22"/>
+          <w:u w:val="single"/>
+          <w:lang w:eastAsia="en-US"/>
+        </w:rPr>
+        <w:tab/>
+      </w:r>
+      <w:r>
+        <w:rPr>
+          <w:rFonts w:eastAsia="Calibri"/>
+          <w:sz w:val="22"/>
+          <w:szCs w:val="22"/>
+          <w:u w:val="single"/>
+          <w:lang w:eastAsia="en-US"/>
+        </w:rPr>
+        <w:tab/>
+      </w:r>
+      <w:r>
+        <w:rPr>
+          <w:rFonts w:eastAsia="Calibri"/>
+          <w:sz w:val="22"/>
+          <w:szCs w:val="22"/>
+          <w:u w:val="single"/>
+          <w:lang w:eastAsia="en-US"/>
+        </w:rPr>
+        <w:tab/>
+      </w:r>
+      <w:r>
+        <w:rPr>
+          <w:rFonts w:eastAsia="Calibri"/>
+          <w:sz w:val="22"/>
+          <w:szCs w:val="22"/>
+          <w:u w:val="single"/>
+          <w:lang w:eastAsia="en-US"/>
+        </w:rPr>
+        <w:tab/>
+      </w:r>
+      <w:r>
+        <w:rPr>
+          <w:rFonts w:eastAsia="Calibri"/>
+          <w:sz w:val="22"/>
+          <w:szCs w:val="22"/>
+          <w:u w:val="single"/>
+          <w:lang w:eastAsia="en-US"/>
+        </w:rPr>
+        <w:tab/>
+      </w:r>
+    </w:p>
+    <w:p>
+      <w:pPr>
+        <w:spacing w:after="160"/>
+        <w:contextualSpacing/>
+        <w:jc w:val="both"/>
+        <w:rPr>
+          <w:rFonts w:eastAsia="Calibri"/>
+          <w:sz w:val="22"/>
+          <w:szCs w:val="22"/>
+          <w:lang w:eastAsia="en-US"/>
+        </w:rPr>
+      </w:pPr>
+      <w:r>
+        <w:rPr>
+          <w:rFonts w:eastAsia="Calibri"/>
+          <w:sz w:val="22"/>
+          <w:szCs w:val="22"/>
+          <w:lang w:eastAsia="en-US"/>
+        </w:rPr>
+        <w:t xml:space="preserve">Руководитель практики от образовательного учреждения </w:t>
       </w:r>
     </w:p>
     <w:tbl>
@@ -2513,19 +2852,41 @@
               <w:jc w:val="center"/>
               <w:rPr>
                 <w:rFonts w:eastAsia="Calibri"/>
-                <w:sz w:val="22"/>
-                <w:szCs w:val="22"/>
                 <w:lang w:val="en-US" w:eastAsia="en-US"/>
               </w:rPr>
             </w:pPr>
+            <w:r>
+              <w:rPr>
+                <w:rFonts w:eastAsia="Calibri"/>
+                <w:lang w:val="en-US" w:eastAsia="en-US"/>
+              </w:rPr>
+              <w:t>${</w:t>
+            </w:r>
+            <w:proofErr w:type="spellStart"/>
             <w:r>
               <w:rPr>
                 <w:rFonts w:eastAsia="Calibri"/>
                 <w:sz w:val="22"/>
                 <w:szCs w:val="22"/>
+                <w:u w:val="single"/>
                 <w:lang w:val="en-US" w:eastAsia="en-US"/>
               </w:rPr>
-              <w:t>${position}</w:t>
+              <w:t>inner_</w:t>
+            </w:r>
+            <w:r>
+              <w:rPr>
+                <w:rFonts w:eastAsia="Calibri"/>
+                <w:lang w:val="en-US" w:eastAsia="en-US"/>
+              </w:rPr>
+              <w:t>position</w:t>
+            </w:r>
+            <w:proofErr w:type="spellEnd"/>
+            <w:r>
+              <w:rPr>
+                <w:rFonts w:eastAsia="Calibri"/>
+                <w:lang w:val="en-US" w:eastAsia="en-US"/>
+              </w:rPr>
+              <w:t>}</w:t>
             </w:r>
           </w:p>
         </w:tc>
@@ -2537,24 +2898,11 @@
             <w:pPr>
               <w:spacing w:after="160"/>
               <w:contextualSpacing/>
-              <w:jc w:val="center"/>
               <w:rPr>
                 <w:rFonts w:eastAsia="Calibri"/>
-                <w:sz w:val="22"/>
-                <w:szCs w:val="22"/>
-                <w:lang w:eastAsia="en-US"/>
+                <w:lang w:val="en-US" w:eastAsia="en-US"/>
               </w:rPr>
             </w:pPr>
-            <w:r>
-              <w:rPr>
-                <w:rFonts w:eastAsia="Calibri"/>
-                <w:b/>
-                <w:sz w:val="22"/>
-                <w:szCs w:val="22"/>
-                <w:lang w:eastAsia="en-US"/>
-              </w:rPr>
-              <w:t>М.П.</w:t>
-            </w:r>
           </w:p>
         </w:tc>
         <w:tc>
@@ -2571,8 +2919,6 @@
               <w:jc w:val="both"/>
               <w:rPr>
                 <w:rFonts w:eastAsia="Calibri"/>
-                <w:sz w:val="22"/>
-                <w:szCs w:val="22"/>
                 <w:lang w:eastAsia="en-US"/>
               </w:rPr>
             </w:pPr>
@@ -2589,8 +2935,6 @@
               <w:jc w:val="both"/>
               <w:rPr>
                 <w:rFonts w:eastAsia="Calibri"/>
-                <w:sz w:val="22"/>
-                <w:szCs w:val="22"/>
                 <w:lang w:eastAsia="en-US"/>
               </w:rPr>
             </w:pPr>
@@ -2607,22 +2951,51 @@
             <w:pPr>
               <w:spacing w:after="160"/>
               <w:contextualSpacing/>
-              <w:jc w:val="center"/>
+              <w:jc w:val="both"/>
+              <w:rPr>
+                <w:rFonts w:eastAsia="Calibri"/>
+                <w:lang w:val="en-US" w:eastAsia="en-US"/>
+              </w:rPr>
+            </w:pPr>
+            <w:r>
+              <w:rPr>
+                <w:rFonts w:eastAsia="Calibri"/>
+                <w:lang w:val="en-US" w:eastAsia="en-US"/>
+              </w:rPr>
+              <w:t xml:space="preserve">    </w:t>
+            </w:r>
+            <w:r>
+              <w:rPr>
+                <w:rFonts w:eastAsia="Calibri"/>
+                <w:lang w:val="en-US" w:eastAsia="en-US"/>
+              </w:rPr>
+              <w:t>${</w:t>
+            </w:r>
+            <w:proofErr w:type="spellStart"/>
+            <w:r>
               <w:rPr>
                 <w:rFonts w:eastAsia="Calibri"/>
                 <w:sz w:val="22"/>
                 <w:szCs w:val="22"/>
+                <w:u w:val="single"/>
                 <w:lang w:val="en-US" w:eastAsia="en-US"/>
               </w:rPr>
-            </w:pPr>
+              <w:t>inner_</w:t>
+            </w:r>
             <w:r>
               <w:rPr>
                 <w:rFonts w:eastAsia="Calibri"/>
-                <w:sz w:val="22"/>
-                <w:szCs w:val="22"/>
                 <w:lang w:val="en-US" w:eastAsia="en-US"/>
               </w:rPr>
-              <w:t>${supervisor}</w:t>
+              <w:t>supervisor</w:t>
+            </w:r>
+            <w:proofErr w:type="spellEnd"/>
+            <w:r>
+              <w:rPr>
+                <w:rFonts w:eastAsia="Calibri"/>
+                <w:lang w:val="en-US" w:eastAsia="en-US"/>
+              </w:rPr>
+              <w:t>}</w:t>
             </w:r>
           </w:p>
         </w:tc>
@@ -2651,339 +3024,32 @@
         <w:t xml:space="preserve">                            Должность                                                                          Подпись                  ФИО руководителя практики</w:t>
       </w:r>
     </w:p>
+    <w:p/>
+    <w:p/>
     <w:p>
-      <w:pPr>
-        <w:spacing w:after="160"/>
-        <w:contextualSpacing/>
-        <w:jc w:val="both"/>
-        <w:rPr>
-          <w:rFonts w:eastAsia="Calibri"/>
-          <w:sz w:val="22"/>
-          <w:szCs w:val="22"/>
-          <w:lang w:eastAsia="en-US"/>
-        </w:rPr>
-      </w:pPr>
+      <w:r>
+        <w:lastRenderedPageBreak/>
+        <w:t>${/</w:t>
+      </w:r>
+      <w:r>
+        <w:rPr>
+          <w:lang w:val="en-US"/>
+        </w:rPr>
+        <w:t>block</w:t>
+      </w:r>
+      <w:r>
+        <w:t>_</w:t>
+      </w:r>
+      <w:r>
+        <w:rPr>
+          <w:lang w:val="en-US"/>
+        </w:rPr>
+        <w:t>student</w:t>
+      </w:r>
+      <w:r>
+        <w:t>}</w:t>
+      </w:r>
     </w:p>
-    <w:p>
-      <w:pPr>
-        <w:spacing w:after="160"/>
-        <w:contextualSpacing/>
-        <w:jc w:val="both"/>
-        <w:rPr>
-          <w:rFonts w:eastAsia="Calibri"/>
-          <w:sz w:val="22"/>
-          <w:szCs w:val="22"/>
-          <w:u w:val="single"/>
-          <w:lang w:eastAsia="en-US"/>
-        </w:rPr>
-      </w:pPr>
-      <w:r>
-        <w:rPr>
-          <w:rFonts w:eastAsia="Calibri"/>
-          <w:sz w:val="22"/>
-          <w:szCs w:val="22"/>
-          <w:lang w:eastAsia="en-US"/>
-        </w:rPr>
-        <w:t>Итоговая оценка по практике</w:t>
-      </w:r>
-      <w:r>
-        <w:rPr>
-          <w:rFonts w:eastAsia="Calibri"/>
-          <w:sz w:val="22"/>
-          <w:szCs w:val="22"/>
-          <w:u w:val="single"/>
-          <w:lang w:eastAsia="en-US"/>
-        </w:rPr>
-        <w:tab/>
-      </w:r>
-      <w:r>
-        <w:rPr>
-          <w:rFonts w:eastAsia="Calibri"/>
-          <w:sz w:val="22"/>
-          <w:szCs w:val="22"/>
-          <w:u w:val="single"/>
-          <w:lang w:eastAsia="en-US"/>
-        </w:rPr>
-        <w:tab/>
-      </w:r>
-      <w:r>
-        <w:rPr>
-          <w:rFonts w:eastAsia="Calibri"/>
-          <w:sz w:val="22"/>
-          <w:szCs w:val="22"/>
-          <w:u w:val="single"/>
-          <w:lang w:eastAsia="en-US"/>
-        </w:rPr>
-        <w:tab/>
-      </w:r>
-      <w:r>
-        <w:rPr>
-          <w:rFonts w:eastAsia="Calibri"/>
-          <w:sz w:val="22"/>
-          <w:szCs w:val="22"/>
-          <w:u w:val="single"/>
-          <w:lang w:eastAsia="en-US"/>
-        </w:rPr>
-        <w:tab/>
-      </w:r>
-      <w:r>
-        <w:rPr>
-          <w:rFonts w:eastAsia="Calibri"/>
-          <w:sz w:val="22"/>
-          <w:szCs w:val="22"/>
-          <w:u w:val="single"/>
-          <w:lang w:eastAsia="en-US"/>
-        </w:rPr>
-        <w:tab/>
-      </w:r>
-      <w:r>
-        <w:rPr>
-          <w:rFonts w:eastAsia="Calibri"/>
-          <w:sz w:val="22"/>
-          <w:szCs w:val="22"/>
-          <w:u w:val="single"/>
-          <w:lang w:eastAsia="en-US"/>
-        </w:rPr>
-        <w:tab/>
-      </w:r>
-      <w:r>
-        <w:rPr>
-          <w:rFonts w:eastAsia="Calibri"/>
-          <w:sz w:val="22"/>
-          <w:szCs w:val="22"/>
-          <w:u w:val="single"/>
-          <w:lang w:eastAsia="en-US"/>
-        </w:rPr>
-        <w:tab/>
-      </w:r>
-      <w:r>
-        <w:rPr>
-          <w:rFonts w:eastAsia="Calibri"/>
-          <w:sz w:val="22"/>
-          <w:szCs w:val="22"/>
-          <w:u w:val="single"/>
-          <w:lang w:eastAsia="en-US"/>
-        </w:rPr>
-        <w:tab/>
-      </w:r>
-      <w:r>
-        <w:rPr>
-          <w:rFonts w:eastAsia="Calibri"/>
-          <w:sz w:val="22"/>
-          <w:szCs w:val="22"/>
-          <w:u w:val="single"/>
-          <w:lang w:eastAsia="en-US"/>
-        </w:rPr>
-        <w:tab/>
-      </w:r>
-      <w:r>
-        <w:rPr>
-          <w:rFonts w:eastAsia="Calibri"/>
-          <w:sz w:val="22"/>
-          <w:szCs w:val="22"/>
-          <w:u w:val="single"/>
-          <w:lang w:eastAsia="en-US"/>
-        </w:rPr>
-        <w:tab/>
-      </w:r>
-    </w:p>
-    <w:p>
-      <w:pPr>
-        <w:spacing w:after="160"/>
-        <w:contextualSpacing/>
-        <w:jc w:val="both"/>
-        <w:rPr>
-          <w:rFonts w:eastAsia="Calibri"/>
-          <w:sz w:val="22"/>
-          <w:szCs w:val="22"/>
-          <w:lang w:eastAsia="en-US"/>
-        </w:rPr>
-      </w:pPr>
-      <w:r>
-        <w:rPr>
-          <w:rFonts w:eastAsia="Calibri"/>
-          <w:sz w:val="22"/>
-          <w:szCs w:val="22"/>
-          <w:lang w:eastAsia="en-US"/>
-        </w:rPr>
-        <w:t xml:space="preserve">Руководитель практики от образовательного учреждения </w:t>
-      </w:r>
-    </w:p>
-    <w:p>
-      <w:pPr>
-        <w:spacing w:after="160"/>
-        <w:contextualSpacing/>
-        <w:jc w:val="both"/>
-        <w:rPr>
-          <w:rFonts w:eastAsia="Calibri"/>
-          <w:sz w:val="22"/>
-          <w:szCs w:val="22"/>
-          <w:u w:val="single"/>
-          <w:lang w:eastAsia="en-US"/>
-        </w:rPr>
-      </w:pPr>
-      <w:r>
-        <w:rPr>
-          <w:rFonts w:eastAsia="Calibri"/>
-          <w:sz w:val="22"/>
-          <w:szCs w:val="22"/>
-          <w:u w:val="single"/>
-          <w:lang w:eastAsia="en-US"/>
-        </w:rPr>
-        <w:tab/>
-      </w:r>
-      <w:r>
-        <w:rPr>
-          <w:rFonts w:eastAsia="Calibri"/>
-          <w:sz w:val="22"/>
-          <w:szCs w:val="22"/>
-          <w:u w:val="single"/>
-          <w:lang w:eastAsia="en-US"/>
-        </w:rPr>
-        <w:tab/>
-      </w:r>
-      <w:r>
-        <w:rPr>
-          <w:rFonts w:eastAsia="Calibri"/>
-          <w:sz w:val="22"/>
-          <w:szCs w:val="22"/>
-          <w:u w:val="single"/>
-          <w:lang w:eastAsia="en-US"/>
-        </w:rPr>
-        <w:tab/>
-      </w:r>
-      <w:r>
-        <w:rPr>
-          <w:rFonts w:eastAsia="Calibri"/>
-          <w:sz w:val="22"/>
-          <w:szCs w:val="22"/>
-          <w:u w:val="single"/>
-          <w:lang w:eastAsia="en-US"/>
-        </w:rPr>
-        <w:tab/>
-      </w:r>
-      <w:r>
-        <w:rPr>
-          <w:rFonts w:eastAsia="Calibri"/>
-          <w:sz w:val="22"/>
-          <w:szCs w:val="22"/>
-          <w:u w:val="single"/>
-          <w:lang w:eastAsia="en-US"/>
-        </w:rPr>
-        <w:tab/>
-      </w:r>
-      <w:r>
-        <w:rPr>
-          <w:rFonts w:eastAsia="Calibri"/>
-          <w:sz w:val="22"/>
-          <w:szCs w:val="22"/>
-          <w:u w:val="single"/>
-          <w:lang w:eastAsia="en-US"/>
-        </w:rPr>
-        <w:tab/>
-      </w:r>
-      <w:r>
-        <w:rPr>
-          <w:rFonts w:eastAsia="Calibri"/>
-          <w:sz w:val="22"/>
-          <w:szCs w:val="22"/>
-          <w:lang w:eastAsia="en-US"/>
-        </w:rPr>
-        <w:t xml:space="preserve">       </w:t>
-      </w:r>
-      <w:r>
-        <w:rPr>
-          <w:rFonts w:eastAsia="Calibri"/>
-          <w:b/>
-          <w:sz w:val="22"/>
-          <w:szCs w:val="22"/>
-          <w:lang w:eastAsia="en-US"/>
-        </w:rPr>
-        <w:t xml:space="preserve">         </w:t>
-      </w:r>
-      <w:r>
-        <w:rPr>
-          <w:rFonts w:eastAsia="Calibri"/>
-          <w:sz w:val="22"/>
-          <w:szCs w:val="22"/>
-          <w:lang w:eastAsia="en-US"/>
-        </w:rPr>
-        <w:t xml:space="preserve">   </w:t>
-      </w:r>
-      <w:r>
-        <w:rPr>
-          <w:rFonts w:eastAsia="Calibri"/>
-          <w:sz w:val="22"/>
-          <w:szCs w:val="22"/>
-          <w:u w:val="single"/>
-          <w:lang w:eastAsia="en-US"/>
-        </w:rPr>
-        <w:t xml:space="preserve">                   </w:t>
-      </w:r>
-      <w:r>
-        <w:rPr>
-          <w:rFonts w:eastAsia="Calibri"/>
-          <w:sz w:val="22"/>
-          <w:szCs w:val="22"/>
-          <w:lang w:eastAsia="en-US"/>
-        </w:rPr>
-        <w:t xml:space="preserve">              </w:t>
-      </w:r>
-      <w:r>
-        <w:rPr>
-          <w:rFonts w:eastAsia="Calibri"/>
-          <w:sz w:val="22"/>
-          <w:szCs w:val="22"/>
-          <w:u w:val="single"/>
-          <w:lang w:eastAsia="en-US"/>
-        </w:rPr>
-        <w:tab/>
-      </w:r>
-      <w:r>
-        <w:rPr>
-          <w:rFonts w:eastAsia="Calibri"/>
-          <w:sz w:val="22"/>
-          <w:szCs w:val="22"/>
-          <w:u w:val="single"/>
-          <w:lang w:eastAsia="en-US"/>
-        </w:rPr>
-        <w:tab/>
-      </w:r>
-      <w:r>
-        <w:rPr>
-          <w:rFonts w:eastAsia="Calibri"/>
-          <w:sz w:val="22"/>
-          <w:szCs w:val="22"/>
-          <w:u w:val="single"/>
-          <w:lang w:eastAsia="en-US"/>
-        </w:rPr>
-        <w:tab/>
-      </w:r>
-    </w:p>
-    <w:p>
-      <w:pPr>
-        <w:spacing w:after="160"/>
-        <w:contextualSpacing/>
-        <w:rPr>
-          <w:rFonts w:eastAsia="Calibri"/>
-          <w:i/>
-          <w:sz w:val="18"/>
-          <w:szCs w:val="18"/>
-          <w:lang w:eastAsia="en-US"/>
-        </w:rPr>
-      </w:pPr>
-      <w:r>
-        <w:rPr>
-          <w:rFonts w:eastAsia="Calibri"/>
-          <w:i/>
-          <w:sz w:val="18"/>
-          <w:szCs w:val="18"/>
-          <w:lang w:eastAsia="en-US"/>
-        </w:rPr>
-        <w:t xml:space="preserve">                            Должность                                                                          Подпись                  ФИО руководителя практики</w:t>
-      </w:r>
-    </w:p>
-    <w:p/>
     <w:sectPr>
       <w:pgSz w:w="11906" w:h="16838"/>
       <w:pgMar w:top="1134" w:right="850" w:bottom="1134" w:left="1701" w:header="708" w:footer="708" w:gutter="0"/>

--- a/storage/app/templates/Attestatsionny_list_proizvodstvennaya_praktika.docx
+++ b/storage/app/templates/Attestatsionny_list_proizvodstvennaya_praktika.docx
@@ -2512,10 +2512,8 @@
                 <w:szCs w:val="22"/>
                 <w:lang w:val="en-US" w:eastAsia="en-US"/>
               </w:rPr>
-              <w:t xml:space="preserve">                       </w:t>
+              <w:t>${position}</w:t>
             </w:r>
-            <w:bookmarkStart w:id="0" w:name="_GoBack"/>
-            <w:bookmarkEnd w:id="0"/>
             <w:r>
               <w:rPr>
                 <w:rFonts w:eastAsia="Calibri"/>
@@ -2523,7 +2521,36 @@
                 <w:szCs w:val="22"/>
                 <w:lang w:val="en-US" w:eastAsia="en-US"/>
               </w:rPr>
-              <w:t>${position}</w:t>
+              <w:t xml:space="preserve"> </w:t>
+            </w:r>
+            <w:r>
+              <w:rPr>
+                <w:rFonts w:eastAsia="Calibri"/>
+                <w:sz w:val="22"/>
+                <w:szCs w:val="22"/>
+                <w:lang w:val="en-US" w:eastAsia="en-US"/>
+              </w:rPr>
+              <w:t>${</w:t>
+            </w:r>
+            <w:proofErr w:type="spellStart"/>
+            <w:r>
+              <w:rPr>
+                <w:rFonts w:eastAsia="Calibri"/>
+                <w:sz w:val="22"/>
+                <w:szCs w:val="22"/>
+                <w:lang w:val="en-US" w:eastAsia="en-US"/>
+              </w:rPr>
+              <w:t>organisation</w:t>
+            </w:r>
+            <w:proofErr w:type="spellEnd"/>
+            <w:r>
+              <w:rPr>
+                <w:rFonts w:eastAsia="Calibri"/>
+                <w:sz w:val="22"/>
+                <w:szCs w:val="22"/>
+                <w:lang w:val="en-US" w:eastAsia="en-US"/>
+              </w:rPr>
+              <w:t>}</w:t>
             </w:r>
           </w:p>
         </w:tc>
@@ -2669,6 +2696,8 @@
           <w:lang w:eastAsia="en-US"/>
         </w:rPr>
       </w:pPr>
+      <w:bookmarkStart w:id="0" w:name="_GoBack"/>
+      <w:bookmarkEnd w:id="0"/>
     </w:p>
     <w:p>
       <w:pPr>
@@ -2849,15 +2878,18 @@
             <w:pPr>
               <w:spacing w:after="160"/>
               <w:contextualSpacing/>
-              <w:jc w:val="center"/>
-              <w:rPr>
-                <w:rFonts w:eastAsia="Calibri"/>
+              <w:rPr>
+                <w:rFonts w:eastAsia="Calibri"/>
+                <w:sz w:val="22"/>
+                <w:szCs w:val="22"/>
                 <w:lang w:val="en-US" w:eastAsia="en-US"/>
               </w:rPr>
             </w:pPr>
             <w:r>
               <w:rPr>
                 <w:rFonts w:eastAsia="Calibri"/>
+                <w:sz w:val="22"/>
+                <w:szCs w:val="22"/>
                 <w:lang w:val="en-US" w:eastAsia="en-US"/>
               </w:rPr>
               <w:t>${</w:t>
@@ -2876,6 +2908,8 @@
             <w:r>
               <w:rPr>
                 <w:rFonts w:eastAsia="Calibri"/>
+                <w:sz w:val="22"/>
+                <w:szCs w:val="22"/>
                 <w:lang w:val="en-US" w:eastAsia="en-US"/>
               </w:rPr>
               <w:t>position</w:t>
@@ -2884,9 +2918,29 @@
             <w:r>
               <w:rPr>
                 <w:rFonts w:eastAsia="Calibri"/>
+                <w:sz w:val="22"/>
+                <w:szCs w:val="22"/>
                 <w:lang w:val="en-US" w:eastAsia="en-US"/>
               </w:rPr>
               <w:t>}</w:t>
+            </w:r>
+            <w:r>
+              <w:rPr>
+                <w:rFonts w:eastAsia="Calibri"/>
+                <w:sz w:val="22"/>
+                <w:szCs w:val="22"/>
+                <w:lang w:val="en-US" w:eastAsia="en-US"/>
+              </w:rPr>
+              <w:t xml:space="preserve"> </w:t>
+            </w:r>
+            <w:r>
+              <w:rPr>
+                <w:rFonts w:eastAsia="Calibri"/>
+                <w:sz w:val="22"/>
+                <w:szCs w:val="22"/>
+                <w:lang w:val="en-US" w:eastAsia="en-US"/>
+              </w:rPr>
+              <w:t>ГБПОУ ВО «ВГППК»</w:t>
             </w:r>
           </w:p>
         </w:tc>
@@ -2900,6 +2954,8 @@
               <w:contextualSpacing/>
               <w:rPr>
                 <w:rFonts w:eastAsia="Calibri"/>
+                <w:sz w:val="22"/>
+                <w:szCs w:val="22"/>
                 <w:lang w:val="en-US" w:eastAsia="en-US"/>
               </w:rPr>
             </w:pPr>
@@ -2919,7 +2975,9 @@
               <w:jc w:val="both"/>
               <w:rPr>
                 <w:rFonts w:eastAsia="Calibri"/>
-                <w:lang w:eastAsia="en-US"/>
+                <w:sz w:val="22"/>
+                <w:szCs w:val="22"/>
+                <w:lang w:val="en-US" w:eastAsia="en-US"/>
               </w:rPr>
             </w:pPr>
           </w:p>
@@ -2935,7 +2993,9 @@
               <w:jc w:val="both"/>
               <w:rPr>
                 <w:rFonts w:eastAsia="Calibri"/>
-                <w:lang w:eastAsia="en-US"/>
+                <w:sz w:val="22"/>
+                <w:szCs w:val="22"/>
+                <w:lang w:val="en-US" w:eastAsia="en-US"/>
               </w:rPr>
             </w:pPr>
           </w:p>
@@ -2954,12 +3014,16 @@
               <w:jc w:val="both"/>
               <w:rPr>
                 <w:rFonts w:eastAsia="Calibri"/>
+                <w:sz w:val="22"/>
+                <w:szCs w:val="22"/>
                 <w:lang w:val="en-US" w:eastAsia="en-US"/>
               </w:rPr>
             </w:pPr>
             <w:r>
               <w:rPr>
                 <w:rFonts w:eastAsia="Calibri"/>
+                <w:sz w:val="22"/>
+                <w:szCs w:val="22"/>
                 <w:lang w:val="en-US" w:eastAsia="en-US"/>
               </w:rPr>
               <w:t xml:space="preserve">    </w:t>
@@ -2967,6 +3031,8 @@
             <w:r>
               <w:rPr>
                 <w:rFonts w:eastAsia="Calibri"/>
+                <w:sz w:val="22"/>
+                <w:szCs w:val="22"/>
                 <w:lang w:val="en-US" w:eastAsia="en-US"/>
               </w:rPr>
               <w:t>${</w:t>
@@ -2985,6 +3051,8 @@
             <w:r>
               <w:rPr>
                 <w:rFonts w:eastAsia="Calibri"/>
+                <w:sz w:val="22"/>
+                <w:szCs w:val="22"/>
                 <w:lang w:val="en-US" w:eastAsia="en-US"/>
               </w:rPr>
               <w:t>supervisor</w:t>
@@ -2993,6 +3061,8 @@
             <w:r>
               <w:rPr>
                 <w:rFonts w:eastAsia="Calibri"/>
+                <w:sz w:val="22"/>
+                <w:szCs w:val="22"/>
                 <w:lang w:val="en-US" w:eastAsia="en-US"/>
               </w:rPr>
               <w:t>}</w:t>
